--- a/flow/20230914_vu_template/drafts/2024-03-g/08-ПТ-Теофілакта.docx
+++ b/flow/20230914_vu_template/drafts/2024-03-g/08-ПТ-Теофілакта.docx
@@ -3334,33 +3334,23 @@
     </w:p>
     <w:p>
       <w:pPr>
-        <w:spacing w:after="120" w:lineRule="auto"/>
-        <w:jc w:val="both"/>
-        <w:rPr>
-          <w:rFonts w:ascii="Times New Roman" w:cs="Times New Roman" w:eastAsia="Times New Roman" w:hAnsi="Times New Roman"/>
-          <w:sz w:val="24"/>
-          <w:szCs w:val="24"/>
-        </w:rPr>
-      </w:pPr>
-      <w:r>
-        <w:rPr>
-          <w:rFonts w:ascii="Times New Roman" w:cs="Times New Roman" w:eastAsia="Times New Roman" w:hAnsi="Times New Roman"/>
-          <w:i w:val="1"/>
-          <w:color w:val="ff0000"/>
-          <w:sz w:val="24"/>
-          <w:szCs w:val="24"/>
-          <w:rtl w:val="0"/>
-        </w:rPr>
-        <w:t xml:space="preserve">(г. 4, подібний: Як хороброго):</w:t>
-      </w:r>
-      <w:r>
-        <w:rPr>
-          <w:rFonts w:ascii="Times New Roman" w:cs="Times New Roman" w:eastAsia="Times New Roman" w:hAnsi="Times New Roman"/>
-          <w:sz w:val="24"/>
-          <w:szCs w:val="24"/>
-          <w:rtl w:val="0"/>
-        </w:rPr>
-        <w:t xml:space="preserve"> Провидінням Бо́жим* прозорли́во на́званий Софро́нієм* – однойме́нний цілісній му́дрості,* – цілому́дренним був ти діла́ми* і справедли́вим, му́жнім і му́дрим,* іменни́ми твоїми чесно́тами досто́йно увінчаний,* му́дро вмів ти відда́ти нале́жне обо́м* – і душі, і тілові,* як суддя́ і розпоря́дник найуміліший.</w:t>
+        <w:pStyle w:val="Normal"/>
+      </w:pPr>
+      <w:r>
+        <w:rPr>
+          <w:rFonts w:ascii="Times New Roman" w:hAnsi="Times New Roman"/>
+          <w:i/>
+          <w:color w:val="FF0000"/>
+          <w:sz w:val="24"/>
+        </w:rPr>
+        <w:t>(г. 1, подібний: Преславні мученики):</w:t>
+      </w:r>
+      <w:r>
+        <w:rPr>
+          <w:rFonts w:ascii="Times New Roman" w:hAnsi="Times New Roman"/>
+          <w:sz w:val="24"/>
+        </w:rPr>
+        <w:t xml:space="preserve"> Отче Теофілакте,* Божими охоронцями стережений,* збережений був ти неушкодженим,* і стовпом непохитним Церкви явився,* непіддатний спокусам* єретичних хитрощів.* І нині благай,* щоб даровано душам нашим* мир і велику милість.</w:t>
       </w:r>
     </w:p>
     <w:p>
@@ -3438,22 +3428,14 @@
     </w:p>
     <w:p>
       <w:pPr>
-        <w:spacing w:after="120" w:lineRule="auto"/>
-        <w:jc w:val="both"/>
-        <w:rPr>
-          <w:rFonts w:ascii="Times New Roman" w:cs="Times New Roman" w:eastAsia="Times New Roman" w:hAnsi="Times New Roman"/>
-          <w:sz w:val="24"/>
-          <w:szCs w:val="24"/>
-        </w:rPr>
-      </w:pPr>
-      <w:r>
-        <w:rPr>
-          <w:rFonts w:ascii="Times New Roman" w:cs="Times New Roman" w:eastAsia="Times New Roman" w:hAnsi="Times New Roman"/>
-          <w:sz w:val="24"/>
-          <w:szCs w:val="24"/>
-          <w:rtl w:val="0"/>
-        </w:rPr>
-        <w:t xml:space="preserve">Із уст богослове́сних* прогримів ти богосло́вськими вче́ннями,* Софро́нію всеблаже́нний,* богосло́вивши якнайясніше Отця́ Безнача́льного,* і Собезнача́льного Си́на,* і Ду́ха Свято́го, співвічно Су́щого,* в Одності – Тро́йцю* і Одність – у Тро́йці:* Бо́га, єди́ного тото́жністю Істоти.</w:t>
+        <w:pStyle w:val="Normal"/>
+      </w:pPr>
+      <w:r>
+        <w:rPr>
+          <w:rFonts w:ascii="Times New Roman" w:hAnsi="Times New Roman"/>
+          <w:sz w:val="24"/>
+        </w:rPr>
+        <w:t>Отче Теофілакте,* од землі переставившись,* зійшов єси на небо* і домувати в шатрах небесних* удостоївся єси, блаженний, задля вигнання,* яке за Христа ти переніс.* І нині благай,* щоб даровано душам нашим* мир і велику милість.</w:t>
       </w:r>
     </w:p>
     <w:p>
@@ -3501,22 +3483,14 @@
     </w:p>
     <w:p>
       <w:pPr>
-        <w:spacing w:after="120" w:lineRule="auto"/>
-        <w:jc w:val="both"/>
-        <w:rPr>
-          <w:rFonts w:ascii="Times New Roman" w:cs="Times New Roman" w:eastAsia="Times New Roman" w:hAnsi="Times New Roman"/>
-          <w:sz w:val="24"/>
-          <w:szCs w:val="24"/>
-        </w:rPr>
-      </w:pPr>
-      <w:r>
-        <w:rPr>
-          <w:rFonts w:ascii="Times New Roman" w:cs="Times New Roman" w:eastAsia="Times New Roman" w:hAnsi="Times New Roman"/>
-          <w:sz w:val="24"/>
-          <w:szCs w:val="24"/>
-          <w:rtl w:val="0"/>
-        </w:rPr>
-        <w:t xml:space="preserve">Прему́дро навча́в ти, всему́дрий,* що Сло́во Безпло́тне, з Отце́м Собезнача́льне,* з пло́ттю по іпоста́сі з’єдна́лося* без переміни і злиття́,* з подвійною дією обо́х приро́д,* із яки́х склада́ється і в яки́х спогляда́ється* – Єди́ний Су́щий,* єство́м нероздільний* і в обо́х приро́дах пізна́ваний.</w:t>
+        <w:pStyle w:val="Normal"/>
+      </w:pPr>
+      <w:r>
+        <w:rPr>
+          <w:rFonts w:ascii="Times New Roman" w:hAnsi="Times New Roman"/>
+          <w:sz w:val="24"/>
+        </w:rPr>
+        <w:t>Отче Теофілакте,* Бога нині видячи, блаженний,* справді осяжно і видимо,* в насолоді тіснішого з Ним єднання* і в обоженні усиновлення,* єдиного Жаданого і Блаженного,* радіючи, прийняв єси,* ієрарху всеблаженний,* ангелів нині односельцю.</w:t>
       </w:r>
     </w:p>
     <w:p>
